--- a/doc/EaterAI_SDD.docx
+++ b/doc/EaterAI_SDD.docx
@@ -93,7 +93,7 @@
       <w:pPr>
         <w:jc w:val="center"/>
         <w:rPr>
-          <w:rFonts w:eastAsia="SimSun" w:hint="eastAsia"/>
+          <w:rFonts w:eastAsia="SimSun"/>
           <w:lang w:eastAsia="zh-CN"/>
         </w:rPr>
       </w:pPr>
@@ -144,9 +144,60 @@
     </w:p>
     <w:p>
       <w:r>
-        <w:t>EaterAI is a goal-oriented AI food assistant designed to help diners make smarter, more personalized dining decisions. The system is built on a microservice architecture comprising a .NET MAUI cross-platform client, an ASP.NET Core Web API backend, a Python FastAPI AI service, and a MongoDB Atlas database. The AI agent understands natural language requests, applies user dietary constraints, and returns ranked, explanation-backed food recommendations.</w:t>
+        <w:t xml:space="preserve">EaterAI is a goal-oriented AI food assistant designed to help diners make smarter, more personalized dining decisions. The system is built on a microservice architecture comprising a </w:t>
+      </w:r>
+      <w:r>
+        <w:t>React.js</w:t>
+      </w:r>
+      <w:r>
+        <w:t xml:space="preserve"> cross-platform client, </w:t>
+      </w:r>
+      <w:r>
+        <w:t xml:space="preserve">Node.Js </w:t>
+      </w:r>
+      <w:r>
+        <w:t xml:space="preserve">backend, a </w:t>
+      </w:r>
+      <w:r>
+        <w:t>Gemini Ai Api</w:t>
+      </w:r>
+      <w:r>
+        <w:t xml:space="preserve"> service, and a MongoDB Atlas database. The AI agent understands natural language requests, applies user dietary constraints, and returns ranked, explanation-backed food recommendations.</w:t>
+      </w:r>
+      <w:r>
+        <w:t xml:space="preserve"> </w:t>
+      </w:r>
+      <w:r>
+        <w:t xml:space="preserve">The AI agent understands natural language requests, applies user dietary constraints, and returns </w:t>
+      </w:r>
+      <w:r>
+        <w:rPr>
+          <w:b/>
+          <w:bCs/>
+        </w:rPr>
+        <w:t>ranked, explanation-based food recommendations</w:t>
+      </w:r>
+      <w:r>
+        <w:t>.</w:t>
+      </w:r>
+      <w:r>
+        <w:t xml:space="preserve"> </w:t>
+      </w:r>
+      <w:r>
+        <w:t xml:space="preserve">The system also supports </w:t>
+      </w:r>
+      <w:r>
+        <w:rPr>
+          <w:b/>
+          <w:bCs/>
+        </w:rPr>
+        <w:t>QR-based ordering</w:t>
+      </w:r>
+      <w:r>
+        <w:t>, allowing customers to scan a table QR code and interact directly with the menu and AI assistant.</w:t>
       </w:r>
     </w:p>
+    <w:p/>
     <w:p>
       <w:pPr>
         <w:pStyle w:val="Heading1"/>
@@ -176,43 +227,823 @@
       </w:r>
     </w:p>
     <w:p>
-      <w:r>
-        <w:t>EaterAI follows a layered MVC-inspired architecture across its three tiers:</w:t>
+      <w:pPr>
+        <w:rPr>
+          <w:sz w:val="24"/>
+          <w:szCs w:val="24"/>
+        </w:rPr>
+      </w:pPr>
+      <w:r>
+        <w:rPr>
+          <w:sz w:val="24"/>
+          <w:szCs w:val="24"/>
+        </w:rPr>
+        <w:t xml:space="preserve">EaterAI follows an </w:t>
+      </w:r>
+      <w:r>
+        <w:rPr>
+          <w:b/>
+          <w:bCs/>
+          <w:sz w:val="24"/>
+          <w:szCs w:val="24"/>
+        </w:rPr>
+        <w:t>MVC-inspired layered architecture</w:t>
+      </w:r>
+      <w:r>
+        <w:rPr>
+          <w:sz w:val="24"/>
+          <w:szCs w:val="24"/>
+        </w:rPr>
+        <w:t xml:space="preserve"> adapted for modern web applications:</w:t>
       </w:r>
     </w:p>
     <w:p>
       <w:pPr>
-        <w:pStyle w:val="ListBullet"/>
-      </w:pPr>
-      <w:r>
-        <w:t>View (Presentation Layer): .NET MAUI application. Screens include Login/Register, Home/Menu Browser, AI Chat, Meal History &amp; Stats, and Favorites. The View communicates exclusively with the ASP.NET Core API via REST calls.</w:t>
+        <w:rPr>
+          <w:b/>
+          <w:bCs/>
+          <w:sz w:val="24"/>
+          <w:szCs w:val="24"/>
+        </w:rPr>
+      </w:pPr>
+      <w:r>
+        <w:rPr>
+          <w:b/>
+          <w:bCs/>
+          <w:sz w:val="24"/>
+          <w:szCs w:val="24"/>
+        </w:rPr>
+        <w:t>• View (Presentation Layer)</w:t>
       </w:r>
     </w:p>
     <w:p>
       <w:pPr>
-        <w:pStyle w:val="ListBullet"/>
-      </w:pPr>
-      <w:r>
-        <w:t>Controller (Business Logic Layer): ASP.NET Core Web API. Controllers handle authentication (AuthController), user profile management (UserController), menu operations (MenuController), meal logging (MealController), and AI chat proxying (ChatController). JWT middleware protects all controllers except public menu endpoints.</w:t>
+        <w:numPr>
+          <w:ilvl w:val="0"/>
+          <w:numId w:val="10"/>
+        </w:numPr>
+        <w:rPr>
+          <w:sz w:val="24"/>
+          <w:szCs w:val="24"/>
+        </w:rPr>
+      </w:pPr>
+      <w:r>
+        <w:rPr>
+          <w:sz w:val="24"/>
+          <w:szCs w:val="24"/>
+        </w:rPr>
+        <w:t xml:space="preserve">Implemented using </w:t>
+      </w:r>
+      <w:r>
+        <w:rPr>
+          <w:b/>
+          <w:bCs/>
+          <w:sz w:val="24"/>
+          <w:szCs w:val="24"/>
+        </w:rPr>
+        <w:t>ReactJS + PWA</w:t>
       </w:r>
     </w:p>
     <w:p>
       <w:pPr>
-        <w:pStyle w:val="ListBullet"/>
-      </w:pPr>
-      <w:r>
-        <w:t>Model (Data Layer): MongoDB Atlas collections store Users, Profiles, Menus, Dishes, MealLogs, Favorites, and ConversationHistory. The Python AI service accesses the database directly (read-only) to fetch menu data for ranking.</w:t>
+        <w:numPr>
+          <w:ilvl w:val="0"/>
+          <w:numId w:val="10"/>
+        </w:numPr>
+        <w:rPr>
+          <w:sz w:val="24"/>
+          <w:szCs w:val="24"/>
+        </w:rPr>
+      </w:pPr>
+      <w:r>
+        <w:rPr>
+          <w:sz w:val="24"/>
+          <w:szCs w:val="24"/>
+        </w:rPr>
+        <w:t>Key screens include:</w:t>
       </w:r>
     </w:p>
     <w:p>
-      <w:r>
+      <w:pPr>
+        <w:numPr>
+          <w:ilvl w:val="1"/>
+          <w:numId w:val="10"/>
+        </w:numPr>
+        <w:rPr>
+          <w:sz w:val="24"/>
+          <w:szCs w:val="24"/>
+        </w:rPr>
+      </w:pPr>
+      <w:r>
+        <w:rPr>
+          <w:sz w:val="24"/>
+          <w:szCs w:val="24"/>
+        </w:rPr>
+        <w:t>Login</w:t>
+      </w:r>
+    </w:p>
+    <w:p>
+      <w:pPr>
+        <w:numPr>
+          <w:ilvl w:val="1"/>
+          <w:numId w:val="10"/>
+        </w:numPr>
+        <w:rPr>
+          <w:sz w:val="24"/>
+          <w:szCs w:val="24"/>
+        </w:rPr>
+      </w:pPr>
+      <w:r>
+        <w:rPr>
+          <w:sz w:val="24"/>
+          <w:szCs w:val="24"/>
+        </w:rPr>
+        <w:t>Menu Browser</w:t>
+      </w:r>
+    </w:p>
+    <w:p>
+      <w:pPr>
+        <w:numPr>
+          <w:ilvl w:val="1"/>
+          <w:numId w:val="10"/>
+        </w:numPr>
+        <w:rPr>
+          <w:sz w:val="24"/>
+          <w:szCs w:val="24"/>
+        </w:rPr>
+      </w:pPr>
+      <w:r>
+        <w:rPr>
+          <w:sz w:val="24"/>
+          <w:szCs w:val="24"/>
+        </w:rPr>
+        <w:t>AI Chat</w:t>
+      </w:r>
+    </w:p>
+    <w:p>
+      <w:pPr>
+        <w:numPr>
+          <w:ilvl w:val="1"/>
+          <w:numId w:val="10"/>
+        </w:numPr>
+        <w:rPr>
+          <w:sz w:val="24"/>
+          <w:szCs w:val="24"/>
+        </w:rPr>
+      </w:pPr>
+      <w:r>
+        <w:rPr>
+          <w:sz w:val="24"/>
+          <w:szCs w:val="24"/>
+        </w:rPr>
+        <w:t>Order Cart</w:t>
+      </w:r>
+    </w:p>
+    <w:p>
+      <w:pPr>
+        <w:numPr>
+          <w:ilvl w:val="1"/>
+          <w:numId w:val="10"/>
+        </w:numPr>
+        <w:rPr>
+          <w:sz w:val="24"/>
+          <w:szCs w:val="24"/>
+        </w:rPr>
+      </w:pPr>
+      <w:r>
+        <w:rPr>
+          <w:sz w:val="24"/>
+          <w:szCs w:val="24"/>
+        </w:rPr>
+        <w:t>Admin Dashboard</w:t>
+      </w:r>
+    </w:p>
+    <w:p>
+      <w:pPr>
+        <w:numPr>
+          <w:ilvl w:val="1"/>
+          <w:numId w:val="10"/>
+        </w:numPr>
+        <w:rPr>
+          <w:sz w:val="24"/>
+          <w:szCs w:val="24"/>
+        </w:rPr>
+      </w:pPr>
+      <w:r>
+        <w:rPr>
+          <w:sz w:val="24"/>
+          <w:szCs w:val="24"/>
+        </w:rPr>
+        <w:t>Kitchen View</w:t>
+      </w:r>
+    </w:p>
+    <w:p>
+      <w:pPr>
+        <w:numPr>
+          <w:ilvl w:val="0"/>
+          <w:numId w:val="10"/>
+        </w:numPr>
+        <w:rPr>
+          <w:sz w:val="24"/>
+          <w:szCs w:val="24"/>
+        </w:rPr>
+      </w:pPr>
+      <w:r>
+        <w:rPr>
+          <w:sz w:val="24"/>
+          <w:szCs w:val="24"/>
+        </w:rPr>
+        <w:t xml:space="preserve">Communicates with backend via </w:t>
+      </w:r>
+      <w:r>
+        <w:rPr>
+          <w:b/>
+          <w:bCs/>
+          <w:sz w:val="24"/>
+          <w:szCs w:val="24"/>
+        </w:rPr>
+        <w:t>REST API (HTTP requests)</w:t>
+      </w:r>
+    </w:p>
+    <w:p>
+      <w:pPr>
+        <w:rPr>
+          <w:sz w:val="24"/>
+          <w:szCs w:val="24"/>
+        </w:rPr>
+      </w:pPr>
+      <w:r>
+        <w:rPr>
+          <w:sz w:val="24"/>
+          <w:szCs w:val="24"/>
+        </w:rPr>
+        <w:pict w14:anchorId="47B7251C">
+          <v:rect id="_x0000_i1025" style="width:0;height:1.5pt" o:hralign="center" o:hrstd="t" o:hr="t" fillcolor="#a0a0a0" stroked="f"/>
+        </w:pict>
+      </w:r>
+    </w:p>
+    <w:p>
+      <w:pPr>
+        <w:rPr>
+          <w:b/>
+          <w:bCs/>
+          <w:sz w:val="24"/>
+          <w:szCs w:val="24"/>
+        </w:rPr>
+      </w:pPr>
+      <w:r>
+        <w:rPr>
+          <w:b/>
+          <w:bCs/>
+          <w:sz w:val="24"/>
+          <w:szCs w:val="24"/>
+        </w:rPr>
+        <w:t>• Controller (Business Logic Layer)</w:t>
+      </w:r>
+    </w:p>
+    <w:p>
+      <w:pPr>
+        <w:numPr>
+          <w:ilvl w:val="0"/>
+          <w:numId w:val="11"/>
+        </w:numPr>
+        <w:rPr>
+          <w:sz w:val="24"/>
+          <w:szCs w:val="24"/>
+        </w:rPr>
+      </w:pPr>
+      <w:r>
+        <w:rPr>
+          <w:sz w:val="24"/>
+          <w:szCs w:val="24"/>
+        </w:rPr>
+        <w:lastRenderedPageBreak/>
+        <w:t xml:space="preserve">Implemented using </w:t>
+      </w:r>
+      <w:r>
+        <w:rPr>
+          <w:b/>
+          <w:bCs/>
+          <w:sz w:val="24"/>
+          <w:szCs w:val="24"/>
+        </w:rPr>
+        <w:t>Node.js + Express</w:t>
+      </w:r>
+    </w:p>
+    <w:p>
+      <w:pPr>
+        <w:numPr>
+          <w:ilvl w:val="0"/>
+          <w:numId w:val="11"/>
+        </w:numPr>
+        <w:rPr>
+          <w:sz w:val="24"/>
+          <w:szCs w:val="24"/>
+        </w:rPr>
+      </w:pPr>
+      <w:r>
+        <w:rPr>
+          <w:sz w:val="24"/>
+          <w:szCs w:val="24"/>
+        </w:rPr>
+        <w:t>Handles core business logic via route controllers:</w:t>
+      </w:r>
+    </w:p>
+    <w:p>
+      <w:pPr>
+        <w:numPr>
+          <w:ilvl w:val="1"/>
+          <w:numId w:val="11"/>
+        </w:numPr>
+        <w:rPr>
+          <w:sz w:val="24"/>
+          <w:szCs w:val="24"/>
+        </w:rPr>
+      </w:pPr>
+      <w:r>
+        <w:rPr>
+          <w:b/>
+          <w:bCs/>
+          <w:sz w:val="24"/>
+          <w:szCs w:val="24"/>
+        </w:rPr>
+        <w:t>AuthController</w:t>
+      </w:r>
+      <w:r>
+        <w:rPr>
+          <w:sz w:val="24"/>
+          <w:szCs w:val="24"/>
+        </w:rPr>
+        <w:t xml:space="preserve"> – login/register, JWT authentication</w:t>
+      </w:r>
+    </w:p>
+    <w:p>
+      <w:pPr>
+        <w:numPr>
+          <w:ilvl w:val="1"/>
+          <w:numId w:val="11"/>
+        </w:numPr>
+        <w:rPr>
+          <w:sz w:val="24"/>
+          <w:szCs w:val="24"/>
+        </w:rPr>
+      </w:pPr>
+      <w:r>
+        <w:rPr>
+          <w:b/>
+          <w:bCs/>
+          <w:sz w:val="24"/>
+          <w:szCs w:val="24"/>
+        </w:rPr>
+        <w:t>UserController</w:t>
+      </w:r>
+      <w:r>
+        <w:rPr>
+          <w:sz w:val="24"/>
+          <w:szCs w:val="24"/>
+        </w:rPr>
+        <w:t xml:space="preserve"> – user profile management</w:t>
+      </w:r>
+    </w:p>
+    <w:p>
+      <w:pPr>
+        <w:numPr>
+          <w:ilvl w:val="1"/>
+          <w:numId w:val="11"/>
+        </w:numPr>
+        <w:rPr>
+          <w:sz w:val="24"/>
+          <w:szCs w:val="24"/>
+        </w:rPr>
+      </w:pPr>
+      <w:r>
+        <w:rPr>
+          <w:b/>
+          <w:bCs/>
+          <w:sz w:val="24"/>
+          <w:szCs w:val="24"/>
+        </w:rPr>
+        <w:t>MenuController</w:t>
+      </w:r>
+      <w:r>
+        <w:rPr>
+          <w:sz w:val="24"/>
+          <w:szCs w:val="24"/>
+        </w:rPr>
+        <w:t xml:space="preserve"> – menu CRUD operations</w:t>
+      </w:r>
+    </w:p>
+    <w:p>
+      <w:pPr>
+        <w:numPr>
+          <w:ilvl w:val="1"/>
+          <w:numId w:val="11"/>
+        </w:numPr>
+        <w:rPr>
+          <w:sz w:val="24"/>
+          <w:szCs w:val="24"/>
+        </w:rPr>
+      </w:pPr>
+      <w:r>
+        <w:rPr>
+          <w:b/>
+          <w:bCs/>
+          <w:sz w:val="24"/>
+          <w:szCs w:val="24"/>
+        </w:rPr>
+        <w:t>OrderController</w:t>
+      </w:r>
+      <w:r>
+        <w:rPr>
+          <w:sz w:val="24"/>
+          <w:szCs w:val="24"/>
+        </w:rPr>
+        <w:t xml:space="preserve"> – order processing &amp; table management</w:t>
+      </w:r>
+    </w:p>
+    <w:p>
+      <w:pPr>
+        <w:numPr>
+          <w:ilvl w:val="1"/>
+          <w:numId w:val="11"/>
+        </w:numPr>
+        <w:rPr>
+          <w:sz w:val="24"/>
+          <w:szCs w:val="24"/>
+        </w:rPr>
+      </w:pPr>
+      <w:r>
+        <w:rPr>
+          <w:b/>
+          <w:bCs/>
+          <w:sz w:val="24"/>
+          <w:szCs w:val="24"/>
+        </w:rPr>
+        <w:t>AnalyticsController</w:t>
+      </w:r>
+      <w:r>
+        <w:rPr>
+          <w:sz w:val="24"/>
+          <w:szCs w:val="24"/>
+        </w:rPr>
+        <w:t xml:space="preserve"> – revenue tracking</w:t>
+      </w:r>
+    </w:p>
+    <w:p>
+      <w:pPr>
+        <w:numPr>
+          <w:ilvl w:val="1"/>
+          <w:numId w:val="11"/>
+        </w:numPr>
+        <w:rPr>
+          <w:sz w:val="24"/>
+          <w:szCs w:val="24"/>
+        </w:rPr>
+      </w:pPr>
+      <w:r>
+        <w:rPr>
+          <w:b/>
+          <w:bCs/>
+          <w:sz w:val="24"/>
+          <w:szCs w:val="24"/>
+        </w:rPr>
+        <w:t>ChatController</w:t>
+      </w:r>
+      <w:r>
+        <w:rPr>
+          <w:sz w:val="24"/>
+          <w:szCs w:val="24"/>
+        </w:rPr>
+        <w:t xml:space="preserve"> – AI request handling (Gemini API)</w:t>
+      </w:r>
+    </w:p>
+    <w:p>
+      <w:pPr>
+        <w:numPr>
+          <w:ilvl w:val="0"/>
+          <w:numId w:val="11"/>
+        </w:numPr>
+        <w:rPr>
+          <w:sz w:val="24"/>
+          <w:szCs w:val="24"/>
+        </w:rPr>
+      </w:pPr>
+      <w:r>
+        <w:rPr>
+          <w:sz w:val="24"/>
+          <w:szCs w:val="24"/>
+        </w:rPr>
+        <w:t>Uses middleware for:</w:t>
+      </w:r>
+    </w:p>
+    <w:p>
+      <w:pPr>
+        <w:numPr>
+          <w:ilvl w:val="1"/>
+          <w:numId w:val="11"/>
+        </w:numPr>
+        <w:rPr>
+          <w:sz w:val="24"/>
+          <w:szCs w:val="24"/>
+        </w:rPr>
+      </w:pPr>
+      <w:r>
+        <w:rPr>
+          <w:sz w:val="24"/>
+          <w:szCs w:val="24"/>
+        </w:rPr>
+        <w:t>JWT authentication</w:t>
+      </w:r>
+    </w:p>
+    <w:p>
+      <w:pPr>
+        <w:numPr>
+          <w:ilvl w:val="1"/>
+          <w:numId w:val="11"/>
+        </w:numPr>
+        <w:rPr>
+          <w:sz w:val="24"/>
+          <w:szCs w:val="24"/>
+        </w:rPr>
+      </w:pPr>
+      <w:r>
+        <w:rPr>
+          <w:sz w:val="24"/>
+          <w:szCs w:val="24"/>
+        </w:rPr>
+        <w:t>Role-based access (Admin / Waiter / Kitchen / Customer)</w:t>
+      </w:r>
+    </w:p>
+    <w:p>
+      <w:pPr>
+        <w:rPr>
+          <w:sz w:val="24"/>
+          <w:szCs w:val="24"/>
+        </w:rPr>
+      </w:pPr>
+      <w:r>
+        <w:rPr>
+          <w:sz w:val="24"/>
+          <w:szCs w:val="24"/>
+        </w:rPr>
+        <w:pict w14:anchorId="5817888C">
+          <v:rect id="_x0000_i1026" style="width:0;height:1.5pt" o:hralign="center" o:hrstd="t" o:hr="t" fillcolor="#a0a0a0" stroked="f"/>
+        </w:pict>
+      </w:r>
+    </w:p>
+    <w:p>
+      <w:pPr>
+        <w:rPr>
+          <w:b/>
+          <w:bCs/>
+          <w:sz w:val="24"/>
+          <w:szCs w:val="24"/>
+        </w:rPr>
+      </w:pPr>
+      <w:r>
+        <w:rPr>
+          <w:b/>
+          <w:bCs/>
+          <w:sz w:val="24"/>
+          <w:szCs w:val="24"/>
+        </w:rPr>
+        <w:t>• Model (Data Layer)</w:t>
+      </w:r>
+    </w:p>
+    <w:p>
+      <w:pPr>
+        <w:numPr>
+          <w:ilvl w:val="0"/>
+          <w:numId w:val="12"/>
+        </w:numPr>
+        <w:rPr>
+          <w:sz w:val="24"/>
+          <w:szCs w:val="24"/>
+        </w:rPr>
+      </w:pPr>
+      <w:r>
+        <w:rPr>
+          <w:sz w:val="24"/>
+          <w:szCs w:val="24"/>
+        </w:rPr>
+        <w:t xml:space="preserve">Implemented using </w:t>
+      </w:r>
+      <w:r>
+        <w:rPr>
+          <w:b/>
+          <w:bCs/>
+          <w:sz w:val="24"/>
+          <w:szCs w:val="24"/>
+        </w:rPr>
+        <w:t>MongoDB Atlas with Mongoose ODM</w:t>
+      </w:r>
+    </w:p>
+    <w:p>
+      <w:pPr>
+        <w:numPr>
+          <w:ilvl w:val="0"/>
+          <w:numId w:val="12"/>
+        </w:numPr>
+        <w:rPr>
+          <w:sz w:val="24"/>
+          <w:szCs w:val="24"/>
+        </w:rPr>
+      </w:pPr>
+      <w:r>
+        <w:rPr>
+          <w:sz w:val="24"/>
+          <w:szCs w:val="24"/>
+        </w:rPr>
+        <w:t>Collections include:</w:t>
+      </w:r>
+    </w:p>
+    <w:p>
+      <w:pPr>
+        <w:numPr>
+          <w:ilvl w:val="1"/>
+          <w:numId w:val="12"/>
+        </w:numPr>
+        <w:rPr>
+          <w:sz w:val="24"/>
+          <w:szCs w:val="24"/>
+        </w:rPr>
+      </w:pPr>
+      <w:r>
+        <w:rPr>
+          <w:sz w:val="24"/>
+          <w:szCs w:val="24"/>
+        </w:rPr>
+        <w:t>Users</w:t>
+      </w:r>
+    </w:p>
+    <w:p>
+      <w:pPr>
+        <w:numPr>
+          <w:ilvl w:val="1"/>
+          <w:numId w:val="12"/>
+        </w:numPr>
+        <w:rPr>
+          <w:sz w:val="24"/>
+          <w:szCs w:val="24"/>
+        </w:rPr>
+      </w:pPr>
+      <w:r>
+        <w:rPr>
+          <w:sz w:val="24"/>
+          <w:szCs w:val="24"/>
+        </w:rPr>
+        <w:t>Profiles</w:t>
+      </w:r>
+    </w:p>
+    <w:p>
+      <w:pPr>
+        <w:numPr>
+          <w:ilvl w:val="1"/>
+          <w:numId w:val="12"/>
+        </w:numPr>
+        <w:rPr>
+          <w:sz w:val="24"/>
+          <w:szCs w:val="24"/>
+        </w:rPr>
+      </w:pPr>
+      <w:r>
+        <w:rPr>
+          <w:sz w:val="24"/>
+          <w:szCs w:val="24"/>
+        </w:rPr>
+        <w:t>Menus</w:t>
+      </w:r>
+    </w:p>
+    <w:p>
+      <w:pPr>
+        <w:numPr>
+          <w:ilvl w:val="1"/>
+          <w:numId w:val="12"/>
+        </w:numPr>
+        <w:rPr>
+          <w:sz w:val="24"/>
+          <w:szCs w:val="24"/>
+        </w:rPr>
+      </w:pPr>
+      <w:r>
+        <w:rPr>
+          <w:sz w:val="24"/>
+          <w:szCs w:val="24"/>
+        </w:rPr>
+        <w:t>Dishes</w:t>
+      </w:r>
+    </w:p>
+    <w:p>
+      <w:pPr>
+        <w:numPr>
+          <w:ilvl w:val="1"/>
+          <w:numId w:val="12"/>
+        </w:numPr>
+        <w:rPr>
+          <w:sz w:val="24"/>
+          <w:szCs w:val="24"/>
+        </w:rPr>
+      </w:pPr>
+      <w:r>
+        <w:rPr>
+          <w:sz w:val="24"/>
+          <w:szCs w:val="24"/>
+        </w:rPr>
+        <w:t>Orders</w:t>
+      </w:r>
+    </w:p>
+    <w:p>
+      <w:pPr>
+        <w:numPr>
+          <w:ilvl w:val="1"/>
+          <w:numId w:val="12"/>
+        </w:numPr>
+        <w:rPr>
+          <w:sz w:val="24"/>
+          <w:szCs w:val="24"/>
+        </w:rPr>
+      </w:pPr>
+      <w:r>
+        <w:rPr>
+          <w:sz w:val="24"/>
+          <w:szCs w:val="24"/>
+        </w:rPr>
+        <w:t>OrderItems</w:t>
+      </w:r>
+    </w:p>
+    <w:p>
+      <w:pPr>
+        <w:numPr>
+          <w:ilvl w:val="1"/>
+          <w:numId w:val="12"/>
+        </w:numPr>
+        <w:rPr>
+          <w:sz w:val="24"/>
+          <w:szCs w:val="24"/>
+        </w:rPr>
+      </w:pPr>
+      <w:r>
+        <w:rPr>
+          <w:sz w:val="24"/>
+          <w:szCs w:val="24"/>
+        </w:rPr>
+        <w:t>Favorites</w:t>
+      </w:r>
+    </w:p>
+    <w:p>
+      <w:pPr>
+        <w:numPr>
+          <w:ilvl w:val="1"/>
+          <w:numId w:val="12"/>
+        </w:numPr>
+        <w:rPr>
+          <w:sz w:val="24"/>
+          <w:szCs w:val="24"/>
+        </w:rPr>
+      </w:pPr>
+      <w:r>
+        <w:rPr>
+          <w:sz w:val="24"/>
+          <w:szCs w:val="24"/>
+        </w:rPr>
+        <w:t>ConversationHistory</w:t>
+      </w:r>
+    </w:p>
+    <w:p>
+      <w:pPr>
+        <w:rPr>
+          <w:sz w:val="24"/>
+          <w:szCs w:val="24"/>
+        </w:rPr>
+      </w:pPr>
+      <w:r>
+        <w:rPr>
+          <w:sz w:val="24"/>
+          <w:szCs w:val="24"/>
+        </w:rPr>
         <w:br/>
         <w:t>Top-level architecture flow:</w:t>
       </w:r>
     </w:p>
     <w:p>
       <w:r>
-        <w:t xml:space="preserve">  .NET MAUI App  →  ASP.NET Core API  →  Python AI Agent Service  →  MongoDB Atlas</w:t>
+        <w:lastRenderedPageBreak/>
+        <w:t xml:space="preserve">ReactJS PWA </w:t>
+      </w:r>
+      <w:r>
+        <w:t xml:space="preserve">→  </w:t>
+      </w:r>
+      <w:r>
+        <w:t xml:space="preserve">Node.js (Express API) </w:t>
+      </w:r>
+      <w:r>
+        <w:t xml:space="preserve">→  </w:t>
+      </w:r>
+      <w:r>
+        <w:t xml:space="preserve">Gemini AI API </w:t>
+      </w:r>
+      <w:r>
+        <w:t>→  MongoDB Atlas</w:t>
       </w:r>
     </w:p>
     <w:p/>
@@ -325,24 +1156,8 @@
             <w:tcW w:w="2880" w:type="dxa"/>
           </w:tcPr>
           <w:p>
-            <w:proofErr w:type="spellStart"/>
             <w:r>
               <w:t>UserProfile</w:t>
-            </w:r>
-            <w:proofErr w:type="spellEnd"/>
-          </w:p>
-        </w:tc>
-        <w:tc>
-          <w:tcPr>
-            <w:tcW w:w="2880" w:type="dxa"/>
-          </w:tcPr>
-          <w:p>
-            <w:r>
-              <w:t xml:space="preserve">profileId, userId, dietType, </w:t>
-            </w:r>
-            <w:r>
-              <w:lastRenderedPageBreak/>
-              <w:t>allergies[], goals[], budgetRange</w:t>
             </w:r>
           </w:p>
         </w:tc>
@@ -352,7 +1167,16 @@
           </w:tcPr>
           <w:p>
             <w:r>
-              <w:lastRenderedPageBreak/>
+              <w:t>profileId, userId, dietType, allergies[], goals[], budgetRange</w:t>
+            </w:r>
+          </w:p>
+        </w:tc>
+        <w:tc>
+          <w:tcPr>
+            <w:tcW w:w="2880" w:type="dxa"/>
+          </w:tcPr>
+          <w:p>
+            <w:r>
               <w:t>belongs-to → User</w:t>
             </w:r>
           </w:p>
@@ -428,11 +1252,9 @@
             <w:tcW w:w="2880" w:type="dxa"/>
           </w:tcPr>
           <w:p>
-            <w:proofErr w:type="spellStart"/>
             <w:r>
               <w:t>MealLog</w:t>
             </w:r>
-            <w:proofErr w:type="spellEnd"/>
           </w:p>
         </w:tc>
         <w:tc>
@@ -494,11 +1316,9 @@
             <w:tcW w:w="2880" w:type="dxa"/>
           </w:tcPr>
           <w:p>
-            <w:proofErr w:type="spellStart"/>
             <w:r>
               <w:t>ConversationHistory</w:t>
             </w:r>
-            <w:proofErr w:type="spellEnd"/>
           </w:p>
         </w:tc>
         <w:tc>
@@ -528,11 +1348,9 @@
             <w:tcW w:w="2880" w:type="dxa"/>
           </w:tcPr>
           <w:p>
-            <w:proofErr w:type="spellStart"/>
             <w:r>
               <w:t>AIRecommendationRequest</w:t>
             </w:r>
-            <w:proofErr w:type="spellEnd"/>
           </w:p>
         </w:tc>
         <w:tc>
@@ -629,6 +1447,7 @@
         <w:pStyle w:val="ListBullet"/>
       </w:pPr>
       <w:r>
+        <w:lastRenderedPageBreak/>
         <w:t>API validates credentials → returns JWT.</w:t>
       </w:r>
     </w:p>
@@ -686,7 +1505,7 @@
         <w:pStyle w:val="ListBullet"/>
       </w:pPr>
       <w:r>
-        <w:t>App sends message → POST /chat (ASP.NET API).</w:t>
+        <w:t>App sends message → POST /chat.</w:t>
       </w:r>
     </w:p>
     <w:p>
@@ -694,7 +1513,20 @@
         <w:pStyle w:val="ListBullet"/>
       </w:pPr>
       <w:r>
-        <w:t>ChatController forwards request to Python AI Service.</w:t>
+        <w:t xml:space="preserve">Sends request to </w:t>
+      </w:r>
+      <w:r>
+        <w:rPr>
+          <w:b/>
+          <w:bCs/>
+        </w:rPr>
+        <w:t>G</w:t>
+      </w:r>
+      <w:r>
+        <w:t>emini AI and API  Fetches relevant menu data from MongoDB</w:t>
+      </w:r>
+      <w:r>
+        <w:t>.</w:t>
       </w:r>
     </w:p>
     <w:p>
@@ -702,7 +1534,6 @@
         <w:pStyle w:val="ListBullet"/>
       </w:pPr>
       <w:r>
-        <w:lastRenderedPageBreak/>
         <w:t>AI Agent loads conversation history from MongoDB.</w:t>
       </w:r>
     </w:p>
@@ -735,7 +1566,13 @@
         <w:pStyle w:val="ListBullet"/>
       </w:pPr>
       <w:r>
-        <w:t>Response returned through API chain to .NET MAUI UI.</w:t>
+        <w:t xml:space="preserve">Response returned through API chain to </w:t>
+      </w:r>
+      <w:r>
+        <w:t>ReactJS</w:t>
+      </w:r>
+      <w:r>
+        <w:t>.</w:t>
       </w:r>
     </w:p>
     <w:p>
@@ -842,7 +1679,7 @@
     </w:p>
     <w:p>
       <w:r>
-        <w:t>The following wireframe descriptions outline the key screens of the EaterAI .NET MAUI application. Actual wireframe mockups are to be inserted below each description.</w:t>
+        <w:t>The following wireframe descriptions outline the key screens of the EaterAI . application. Actual wireframe mockups are to be inserted below each description.</w:t>
       </w:r>
     </w:p>
     <w:p>
@@ -855,6 +1692,7 @@
     </w:p>
     <w:p>
       <w:r>
+        <w:lastRenderedPageBreak/>
         <w:t>Top: EaterAI logo. Center: Email and password text fields. Below: 'Login' button and 'Register' link. Register flow adds name field and continues to Profile Setup wizard.</w:t>
       </w:r>
     </w:p>
@@ -894,16 +1732,12 @@
         <w:rPr>
           <w:b/>
         </w:rPr>
-        <w:lastRenderedPageBreak/>
         <w:t>Home / Menu Browser Screen</w:t>
       </w:r>
     </w:p>
     <w:p>
       <w:r>
-        <w:t>Top navigation bar with search. Filter chips row (Vegan, Low-Calorie, High-Protein, Spicy). Sort dropdown (Price</w:t>
-      </w:r>
-      <w:r>
-        <w:t>, Calories, Popularity). Scrollable card list of dishes with thumbnail, name, price, calorie badge, and allergen icons.</w:t>
+        <w:t>Top navigation bar with search. Filter chips row (Vegan, Low-Calorie, High-Protein, Spicy). Sort dropdown (Price, Calories, Popularity). Scrollable card list of dishes with thumbnail, name, price, calorie badge, and allergen icons.</w:t>
       </w:r>
     </w:p>
     <w:p>
@@ -977,6 +1811,7 @@
         <w:rPr>
           <w:b/>
         </w:rPr>
+        <w:lastRenderedPageBreak/>
         <w:t>[Insert Wireframe – Favorites &amp; Collections Screen here]</w:t>
       </w:r>
     </w:p>
@@ -1092,7 +1927,7 @@
           </w:tcPr>
           <w:p>
             <w:r>
-              <w:t>Initial Document</w:t>
+              <w:t>Updated technology stack to ReactJS, Node.js, MongoDB, Gemini AI</w:t>
             </w:r>
           </w:p>
         </w:tc>
@@ -1264,7 +2099,7 @@
   <w:abstractNum w:abstractNumId="8" w15:restartNumberingAfterBreak="0">
     <w:nsid w:val="FFFFFF89"/>
     <w:multiLevelType w:val="singleLevel"/>
-    <w:tmpl w:val="29761A62"/>
+    <w:tmpl w:val="F7F4DACA"/>
     <w:lvl w:ilvl="0">
       <w:start w:val="1"/>
       <w:numFmt w:val="bullet"/>
@@ -1279,6 +2114,453 @@
       </w:pPr>
       <w:rPr>
         <w:rFonts w:ascii="Symbol" w:hAnsi="Symbol" w:hint="default"/>
+      </w:rPr>
+    </w:lvl>
+  </w:abstractNum>
+  <w:abstractNum w:abstractNumId="9" w15:restartNumberingAfterBreak="0">
+    <w:nsid w:val="0FA02619"/>
+    <w:multiLevelType w:val="multilevel"/>
+    <w:tmpl w:val="76F4DDC4"/>
+    <w:lvl w:ilvl="0">
+      <w:start w:val="1"/>
+      <w:numFmt w:val="bullet"/>
+      <w:lvlText w:val=""/>
+      <w:lvlJc w:val="left"/>
+      <w:pPr>
+        <w:tabs>
+          <w:tab w:val="num" w:pos="720"/>
+        </w:tabs>
+        <w:ind w:left="720" w:hanging="360"/>
+      </w:pPr>
+      <w:rPr>
+        <w:rFonts w:ascii="Symbol" w:hAnsi="Symbol" w:hint="default"/>
+        <w:sz w:val="20"/>
+      </w:rPr>
+    </w:lvl>
+    <w:lvl w:ilvl="1">
+      <w:start w:val="1"/>
+      <w:numFmt w:val="bullet"/>
+      <w:lvlText w:val="o"/>
+      <w:lvlJc w:val="left"/>
+      <w:pPr>
+        <w:tabs>
+          <w:tab w:val="num" w:pos="1440"/>
+        </w:tabs>
+        <w:ind w:left="1440" w:hanging="360"/>
+      </w:pPr>
+      <w:rPr>
+        <w:rFonts w:ascii="Courier New" w:hAnsi="Courier New" w:hint="default"/>
+        <w:sz w:val="20"/>
+      </w:rPr>
+    </w:lvl>
+    <w:lvl w:ilvl="2" w:tentative="1">
+      <w:start w:val="1"/>
+      <w:numFmt w:val="bullet"/>
+      <w:lvlText w:val=""/>
+      <w:lvlJc w:val="left"/>
+      <w:pPr>
+        <w:tabs>
+          <w:tab w:val="num" w:pos="2160"/>
+        </w:tabs>
+        <w:ind w:left="2160" w:hanging="360"/>
+      </w:pPr>
+      <w:rPr>
+        <w:rFonts w:ascii="Wingdings" w:hAnsi="Wingdings" w:hint="default"/>
+        <w:sz w:val="20"/>
+      </w:rPr>
+    </w:lvl>
+    <w:lvl w:ilvl="3" w:tentative="1">
+      <w:start w:val="1"/>
+      <w:numFmt w:val="bullet"/>
+      <w:lvlText w:val=""/>
+      <w:lvlJc w:val="left"/>
+      <w:pPr>
+        <w:tabs>
+          <w:tab w:val="num" w:pos="2880"/>
+        </w:tabs>
+        <w:ind w:left="2880" w:hanging="360"/>
+      </w:pPr>
+      <w:rPr>
+        <w:rFonts w:ascii="Wingdings" w:hAnsi="Wingdings" w:hint="default"/>
+        <w:sz w:val="20"/>
+      </w:rPr>
+    </w:lvl>
+    <w:lvl w:ilvl="4" w:tentative="1">
+      <w:start w:val="1"/>
+      <w:numFmt w:val="bullet"/>
+      <w:lvlText w:val=""/>
+      <w:lvlJc w:val="left"/>
+      <w:pPr>
+        <w:tabs>
+          <w:tab w:val="num" w:pos="3600"/>
+        </w:tabs>
+        <w:ind w:left="3600" w:hanging="360"/>
+      </w:pPr>
+      <w:rPr>
+        <w:rFonts w:ascii="Wingdings" w:hAnsi="Wingdings" w:hint="default"/>
+        <w:sz w:val="20"/>
+      </w:rPr>
+    </w:lvl>
+    <w:lvl w:ilvl="5" w:tentative="1">
+      <w:start w:val="1"/>
+      <w:numFmt w:val="bullet"/>
+      <w:lvlText w:val=""/>
+      <w:lvlJc w:val="left"/>
+      <w:pPr>
+        <w:tabs>
+          <w:tab w:val="num" w:pos="4320"/>
+        </w:tabs>
+        <w:ind w:left="4320" w:hanging="360"/>
+      </w:pPr>
+      <w:rPr>
+        <w:rFonts w:ascii="Wingdings" w:hAnsi="Wingdings" w:hint="default"/>
+        <w:sz w:val="20"/>
+      </w:rPr>
+    </w:lvl>
+    <w:lvl w:ilvl="6" w:tentative="1">
+      <w:start w:val="1"/>
+      <w:numFmt w:val="bullet"/>
+      <w:lvlText w:val=""/>
+      <w:lvlJc w:val="left"/>
+      <w:pPr>
+        <w:tabs>
+          <w:tab w:val="num" w:pos="5040"/>
+        </w:tabs>
+        <w:ind w:left="5040" w:hanging="360"/>
+      </w:pPr>
+      <w:rPr>
+        <w:rFonts w:ascii="Wingdings" w:hAnsi="Wingdings" w:hint="default"/>
+        <w:sz w:val="20"/>
+      </w:rPr>
+    </w:lvl>
+    <w:lvl w:ilvl="7" w:tentative="1">
+      <w:start w:val="1"/>
+      <w:numFmt w:val="bullet"/>
+      <w:lvlText w:val=""/>
+      <w:lvlJc w:val="left"/>
+      <w:pPr>
+        <w:tabs>
+          <w:tab w:val="num" w:pos="5760"/>
+        </w:tabs>
+        <w:ind w:left="5760" w:hanging="360"/>
+      </w:pPr>
+      <w:rPr>
+        <w:rFonts w:ascii="Wingdings" w:hAnsi="Wingdings" w:hint="default"/>
+        <w:sz w:val="20"/>
+      </w:rPr>
+    </w:lvl>
+    <w:lvl w:ilvl="8" w:tentative="1">
+      <w:start w:val="1"/>
+      <w:numFmt w:val="bullet"/>
+      <w:lvlText w:val=""/>
+      <w:lvlJc w:val="left"/>
+      <w:pPr>
+        <w:tabs>
+          <w:tab w:val="num" w:pos="6480"/>
+        </w:tabs>
+        <w:ind w:left="6480" w:hanging="360"/>
+      </w:pPr>
+      <w:rPr>
+        <w:rFonts w:ascii="Wingdings" w:hAnsi="Wingdings" w:hint="default"/>
+        <w:sz w:val="20"/>
+      </w:rPr>
+    </w:lvl>
+  </w:abstractNum>
+  <w:abstractNum w:abstractNumId="10" w15:restartNumberingAfterBreak="0">
+    <w:nsid w:val="4B2F0EE3"/>
+    <w:multiLevelType w:val="multilevel"/>
+    <w:tmpl w:val="839A164C"/>
+    <w:lvl w:ilvl="0">
+      <w:start w:val="1"/>
+      <w:numFmt w:val="bullet"/>
+      <w:lvlText w:val=""/>
+      <w:lvlJc w:val="left"/>
+      <w:pPr>
+        <w:tabs>
+          <w:tab w:val="num" w:pos="720"/>
+        </w:tabs>
+        <w:ind w:left="720" w:hanging="360"/>
+      </w:pPr>
+      <w:rPr>
+        <w:rFonts w:ascii="Symbol" w:hAnsi="Symbol" w:hint="default"/>
+        <w:sz w:val="20"/>
+      </w:rPr>
+    </w:lvl>
+    <w:lvl w:ilvl="1">
+      <w:start w:val="1"/>
+      <w:numFmt w:val="bullet"/>
+      <w:lvlText w:val="o"/>
+      <w:lvlJc w:val="left"/>
+      <w:pPr>
+        <w:tabs>
+          <w:tab w:val="num" w:pos="1440"/>
+        </w:tabs>
+        <w:ind w:left="1440" w:hanging="360"/>
+      </w:pPr>
+      <w:rPr>
+        <w:rFonts w:ascii="Courier New" w:hAnsi="Courier New" w:hint="default"/>
+        <w:sz w:val="20"/>
+      </w:rPr>
+    </w:lvl>
+    <w:lvl w:ilvl="2" w:tentative="1">
+      <w:start w:val="1"/>
+      <w:numFmt w:val="bullet"/>
+      <w:lvlText w:val=""/>
+      <w:lvlJc w:val="left"/>
+      <w:pPr>
+        <w:tabs>
+          <w:tab w:val="num" w:pos="2160"/>
+        </w:tabs>
+        <w:ind w:left="2160" w:hanging="360"/>
+      </w:pPr>
+      <w:rPr>
+        <w:rFonts w:ascii="Wingdings" w:hAnsi="Wingdings" w:hint="default"/>
+        <w:sz w:val="20"/>
+      </w:rPr>
+    </w:lvl>
+    <w:lvl w:ilvl="3" w:tentative="1">
+      <w:start w:val="1"/>
+      <w:numFmt w:val="bullet"/>
+      <w:lvlText w:val=""/>
+      <w:lvlJc w:val="left"/>
+      <w:pPr>
+        <w:tabs>
+          <w:tab w:val="num" w:pos="2880"/>
+        </w:tabs>
+        <w:ind w:left="2880" w:hanging="360"/>
+      </w:pPr>
+      <w:rPr>
+        <w:rFonts w:ascii="Wingdings" w:hAnsi="Wingdings" w:hint="default"/>
+        <w:sz w:val="20"/>
+      </w:rPr>
+    </w:lvl>
+    <w:lvl w:ilvl="4" w:tentative="1">
+      <w:start w:val="1"/>
+      <w:numFmt w:val="bullet"/>
+      <w:lvlText w:val=""/>
+      <w:lvlJc w:val="left"/>
+      <w:pPr>
+        <w:tabs>
+          <w:tab w:val="num" w:pos="3600"/>
+        </w:tabs>
+        <w:ind w:left="3600" w:hanging="360"/>
+      </w:pPr>
+      <w:rPr>
+        <w:rFonts w:ascii="Wingdings" w:hAnsi="Wingdings" w:hint="default"/>
+        <w:sz w:val="20"/>
+      </w:rPr>
+    </w:lvl>
+    <w:lvl w:ilvl="5" w:tentative="1">
+      <w:start w:val="1"/>
+      <w:numFmt w:val="bullet"/>
+      <w:lvlText w:val=""/>
+      <w:lvlJc w:val="left"/>
+      <w:pPr>
+        <w:tabs>
+          <w:tab w:val="num" w:pos="4320"/>
+        </w:tabs>
+        <w:ind w:left="4320" w:hanging="360"/>
+      </w:pPr>
+      <w:rPr>
+        <w:rFonts w:ascii="Wingdings" w:hAnsi="Wingdings" w:hint="default"/>
+        <w:sz w:val="20"/>
+      </w:rPr>
+    </w:lvl>
+    <w:lvl w:ilvl="6" w:tentative="1">
+      <w:start w:val="1"/>
+      <w:numFmt w:val="bullet"/>
+      <w:lvlText w:val=""/>
+      <w:lvlJc w:val="left"/>
+      <w:pPr>
+        <w:tabs>
+          <w:tab w:val="num" w:pos="5040"/>
+        </w:tabs>
+        <w:ind w:left="5040" w:hanging="360"/>
+      </w:pPr>
+      <w:rPr>
+        <w:rFonts w:ascii="Wingdings" w:hAnsi="Wingdings" w:hint="default"/>
+        <w:sz w:val="20"/>
+      </w:rPr>
+    </w:lvl>
+    <w:lvl w:ilvl="7" w:tentative="1">
+      <w:start w:val="1"/>
+      <w:numFmt w:val="bullet"/>
+      <w:lvlText w:val=""/>
+      <w:lvlJc w:val="left"/>
+      <w:pPr>
+        <w:tabs>
+          <w:tab w:val="num" w:pos="5760"/>
+        </w:tabs>
+        <w:ind w:left="5760" w:hanging="360"/>
+      </w:pPr>
+      <w:rPr>
+        <w:rFonts w:ascii="Wingdings" w:hAnsi="Wingdings" w:hint="default"/>
+        <w:sz w:val="20"/>
+      </w:rPr>
+    </w:lvl>
+    <w:lvl w:ilvl="8" w:tentative="1">
+      <w:start w:val="1"/>
+      <w:numFmt w:val="bullet"/>
+      <w:lvlText w:val=""/>
+      <w:lvlJc w:val="left"/>
+      <w:pPr>
+        <w:tabs>
+          <w:tab w:val="num" w:pos="6480"/>
+        </w:tabs>
+        <w:ind w:left="6480" w:hanging="360"/>
+      </w:pPr>
+      <w:rPr>
+        <w:rFonts w:ascii="Wingdings" w:hAnsi="Wingdings" w:hint="default"/>
+        <w:sz w:val="20"/>
+      </w:rPr>
+    </w:lvl>
+  </w:abstractNum>
+  <w:abstractNum w:abstractNumId="11" w15:restartNumberingAfterBreak="0">
+    <w:nsid w:val="7C0D627C"/>
+    <w:multiLevelType w:val="multilevel"/>
+    <w:tmpl w:val="184CA552"/>
+    <w:lvl w:ilvl="0">
+      <w:start w:val="1"/>
+      <w:numFmt w:val="bullet"/>
+      <w:lvlText w:val=""/>
+      <w:lvlJc w:val="left"/>
+      <w:pPr>
+        <w:tabs>
+          <w:tab w:val="num" w:pos="720"/>
+        </w:tabs>
+        <w:ind w:left="720" w:hanging="360"/>
+      </w:pPr>
+      <w:rPr>
+        <w:rFonts w:ascii="Symbol" w:hAnsi="Symbol" w:hint="default"/>
+        <w:sz w:val="20"/>
+      </w:rPr>
+    </w:lvl>
+    <w:lvl w:ilvl="1">
+      <w:start w:val="1"/>
+      <w:numFmt w:val="bullet"/>
+      <w:lvlText w:val="o"/>
+      <w:lvlJc w:val="left"/>
+      <w:pPr>
+        <w:tabs>
+          <w:tab w:val="num" w:pos="1440"/>
+        </w:tabs>
+        <w:ind w:left="1440" w:hanging="360"/>
+      </w:pPr>
+      <w:rPr>
+        <w:rFonts w:ascii="Courier New" w:hAnsi="Courier New" w:hint="default"/>
+        <w:sz w:val="20"/>
+      </w:rPr>
+    </w:lvl>
+    <w:lvl w:ilvl="2" w:tentative="1">
+      <w:start w:val="1"/>
+      <w:numFmt w:val="bullet"/>
+      <w:lvlText w:val=""/>
+      <w:lvlJc w:val="left"/>
+      <w:pPr>
+        <w:tabs>
+          <w:tab w:val="num" w:pos="2160"/>
+        </w:tabs>
+        <w:ind w:left="2160" w:hanging="360"/>
+      </w:pPr>
+      <w:rPr>
+        <w:rFonts w:ascii="Wingdings" w:hAnsi="Wingdings" w:hint="default"/>
+        <w:sz w:val="20"/>
+      </w:rPr>
+    </w:lvl>
+    <w:lvl w:ilvl="3" w:tentative="1">
+      <w:start w:val="1"/>
+      <w:numFmt w:val="bullet"/>
+      <w:lvlText w:val=""/>
+      <w:lvlJc w:val="left"/>
+      <w:pPr>
+        <w:tabs>
+          <w:tab w:val="num" w:pos="2880"/>
+        </w:tabs>
+        <w:ind w:left="2880" w:hanging="360"/>
+      </w:pPr>
+      <w:rPr>
+        <w:rFonts w:ascii="Wingdings" w:hAnsi="Wingdings" w:hint="default"/>
+        <w:sz w:val="20"/>
+      </w:rPr>
+    </w:lvl>
+    <w:lvl w:ilvl="4" w:tentative="1">
+      <w:start w:val="1"/>
+      <w:numFmt w:val="bullet"/>
+      <w:lvlText w:val=""/>
+      <w:lvlJc w:val="left"/>
+      <w:pPr>
+        <w:tabs>
+          <w:tab w:val="num" w:pos="3600"/>
+        </w:tabs>
+        <w:ind w:left="3600" w:hanging="360"/>
+      </w:pPr>
+      <w:rPr>
+        <w:rFonts w:ascii="Wingdings" w:hAnsi="Wingdings" w:hint="default"/>
+        <w:sz w:val="20"/>
+      </w:rPr>
+    </w:lvl>
+    <w:lvl w:ilvl="5" w:tentative="1">
+      <w:start w:val="1"/>
+      <w:numFmt w:val="bullet"/>
+      <w:lvlText w:val=""/>
+      <w:lvlJc w:val="left"/>
+      <w:pPr>
+        <w:tabs>
+          <w:tab w:val="num" w:pos="4320"/>
+        </w:tabs>
+        <w:ind w:left="4320" w:hanging="360"/>
+      </w:pPr>
+      <w:rPr>
+        <w:rFonts w:ascii="Wingdings" w:hAnsi="Wingdings" w:hint="default"/>
+        <w:sz w:val="20"/>
+      </w:rPr>
+    </w:lvl>
+    <w:lvl w:ilvl="6" w:tentative="1">
+      <w:start w:val="1"/>
+      <w:numFmt w:val="bullet"/>
+      <w:lvlText w:val=""/>
+      <w:lvlJc w:val="left"/>
+      <w:pPr>
+        <w:tabs>
+          <w:tab w:val="num" w:pos="5040"/>
+        </w:tabs>
+        <w:ind w:left="5040" w:hanging="360"/>
+      </w:pPr>
+      <w:rPr>
+        <w:rFonts w:ascii="Wingdings" w:hAnsi="Wingdings" w:hint="default"/>
+        <w:sz w:val="20"/>
+      </w:rPr>
+    </w:lvl>
+    <w:lvl w:ilvl="7" w:tentative="1">
+      <w:start w:val="1"/>
+      <w:numFmt w:val="bullet"/>
+      <w:lvlText w:val=""/>
+      <w:lvlJc w:val="left"/>
+      <w:pPr>
+        <w:tabs>
+          <w:tab w:val="num" w:pos="5760"/>
+        </w:tabs>
+        <w:ind w:left="5760" w:hanging="360"/>
+      </w:pPr>
+      <w:rPr>
+        <w:rFonts w:ascii="Wingdings" w:hAnsi="Wingdings" w:hint="default"/>
+        <w:sz w:val="20"/>
+      </w:rPr>
+    </w:lvl>
+    <w:lvl w:ilvl="8" w:tentative="1">
+      <w:start w:val="1"/>
+      <w:numFmt w:val="bullet"/>
+      <w:lvlText w:val=""/>
+      <w:lvlJc w:val="left"/>
+      <w:pPr>
+        <w:tabs>
+          <w:tab w:val="num" w:pos="6480"/>
+        </w:tabs>
+        <w:ind w:left="6480" w:hanging="360"/>
+      </w:pPr>
+      <w:rPr>
+        <w:rFonts w:ascii="Wingdings" w:hAnsi="Wingdings" w:hint="default"/>
+        <w:sz w:val="20"/>
       </w:rPr>
     </w:lvl>
   </w:abstractNum>
@@ -1308,6 +2590,15 @@
   </w:num>
   <w:num w:numId="9" w16cid:durableId="234363654">
     <w:abstractNumId w:val="0"/>
+  </w:num>
+  <w:num w:numId="10" w16cid:durableId="1511484019">
+    <w:abstractNumId w:val="11"/>
+  </w:num>
+  <w:num w:numId="11" w16cid:durableId="651255595">
+    <w:abstractNumId w:val="9"/>
+  </w:num>
+  <w:num w:numId="12" w16cid:durableId="1938442123">
+    <w:abstractNumId w:val="10"/>
   </w:num>
 </w:numbering>
 </file>
@@ -12692,6 +13983,19 @@
       </w:tcPr>
     </w:tblStylePr>
   </w:style>
+  <w:style w:type="paragraph" w:styleId="NormalWeb">
+    <w:name w:val="Normal (Web)"/>
+    <w:basedOn w:val="Normal"/>
+    <w:uiPriority w:val="99"/>
+    <w:semiHidden/>
+    <w:unhideWhenUsed/>
+    <w:rsid w:val="00363F71"/>
+    <w:rPr>
+      <w:rFonts w:ascii="Times New Roman" w:hAnsi="Times New Roman" w:cs="Times New Roman"/>
+      <w:sz w:val="24"/>
+      <w:szCs w:val="24"/>
+    </w:rPr>
+  </w:style>
 </w:styles>
 </file>
 
